--- a/task261/golden/retirement_segments_2027.docx
+++ b/task261/golden/retirement_segments_2027.docx
@@ -902,7 +902,7 @@
         <w:spacing w:after="100"/>
       </w:pPr>
       <w:r>
-        <w:t>Placed the same way, by the older partner's age at 31 December 2026, our Retirement Income Account and lifetime annuity customers sit as below. A pension whose member died before 31 December with a reversionary beneficiary nominated is counted with the survivor, to whom it continued; a partner who is not our client is placed from the date of birth on the member's nomination.</w:t>
+        <w:t>Placed the same way, by the older partner's age at 31 December 2026, our Retirement Income Account and lifetime annuity customers sit as below. A pension whose member died before 31 December with a reversionary beneficiary nominated is counted with the survivor, to whom it continued; a partner who is not our client is placed from the date of birth on the member's nomination; a partner whose death in 2026 the annuity system recorded is not counted, though the register still holds them; and a member with two pensions is counted once, the extract printing the member's balance and payment on each of them. A former partner still named on an annuity is not paid while the annuitant lives.</w:t>
       </w:r>
     </w:p>
     <w:tbl>
@@ -1001,7 +1001,7 @@
               <w:jc w:val="right"/>
             </w:pPr>
             <w:r>
-              <w:t>442</w:t>
+              <w:t>445</w:t>
             </w:r>
           </w:p>
         </w:tc>
@@ -1014,7 +1014,7 @@
               <w:jc w:val="right"/>
             </w:pPr>
             <w:r>
-              <w:t>$207,655,000</w:t>
+              <w:t>$210,509,000</w:t>
             </w:r>
           </w:p>
         </w:tc>
@@ -1027,7 +1027,7 @@
               <w:jc w:val="right"/>
             </w:pPr>
             <w:r>
-              <w:t>$11,448,000</w:t>
+              <w:t>$11,589,000</w:t>
             </w:r>
           </w:p>
         </w:tc>
@@ -1040,7 +1040,7 @@
               <w:jc w:val="right"/>
             </w:pPr>
             <w:r>
-              <w:t>176</w:t>
+              <w:t>179</w:t>
             </w:r>
           </w:p>
         </w:tc>
@@ -1053,7 +1053,7 @@
               <w:jc w:val="right"/>
             </w:pPr>
             <w:r>
-              <w:t>$3,606,000</w:t>
+              <w:t>$3,653,000</w:t>
             </w:r>
           </w:p>
         </w:tc>
@@ -1078,7 +1078,7 @@
               <w:jc w:val="right"/>
             </w:pPr>
             <w:r>
-              <w:t>1,168</w:t>
+              <w:t>1,169</w:t>
             </w:r>
           </w:p>
         </w:tc>
@@ -1091,7 +1091,7 @@
               <w:jc w:val="right"/>
             </w:pPr>
             <w:r>
-              <w:t>$520,479,000</w:t>
+              <w:t>$521,126,000</w:t>
             </w:r>
           </w:p>
         </w:tc>
@@ -1104,7 +1104,7 @@
               <w:jc w:val="right"/>
             </w:pPr>
             <w:r>
-              <w:t>$30,320,000</w:t>
+              <w:t>$30,350,000</w:t>
             </w:r>
           </w:p>
         </w:tc>
@@ -1117,7 +1117,7 @@
               <w:jc w:val="right"/>
             </w:pPr>
             <w:r>
-              <w:t>467</w:t>
+              <w:t>468</w:t>
             </w:r>
           </w:p>
         </w:tc>
@@ -1130,7 +1130,7 @@
               <w:jc w:val="right"/>
             </w:pPr>
             <w:r>
-              <w:t>$9,011,000</w:t>
+              <w:t>$9,041,000</w:t>
             </w:r>
           </w:p>
         </w:tc>
@@ -1155,7 +1155,7 @@
               <w:jc w:val="right"/>
             </w:pPr>
             <w:r>
-              <w:t>746</w:t>
+              <w:t>742</w:t>
             </w:r>
           </w:p>
         </w:tc>
@@ -1168,7 +1168,7 @@
               <w:jc w:val="right"/>
             </w:pPr>
             <w:r>
-              <w:t>$249,568,000</w:t>
+              <w:t>$249,685,000</w:t>
             </w:r>
           </w:p>
         </w:tc>
@@ -1181,7 +1181,7 @@
               <w:jc w:val="right"/>
             </w:pPr>
             <w:r>
-              <w:t>$17,994,000</w:t>
+              <w:t>$18,003,000</w:t>
             </w:r>
           </w:p>
         </w:tc>
@@ -1194,7 +1194,7 @@
               <w:jc w:val="right"/>
             </w:pPr>
             <w:r>
-              <w:t>284</w:t>
+              <w:t>280</w:t>
             </w:r>
           </w:p>
         </w:tc>
@@ -1207,7 +1207,7 @@
               <w:jc w:val="right"/>
             </w:pPr>
             <w:r>
-              <w:t>$5,614,000</w:t>
+              <w:t>$5,510,000</w:t>
             </w:r>
           </w:p>
         </w:tc>
